--- a/Volume 1/Chapter 03 - File Handling/SPA_Vol1_Ch3_Lesson3_10a_File_Metadata_EXTENDED.docx
+++ b/Volume 1/Chapter 03 - File Handling/SPA_Vol1_Ch3_Lesson3_10a_File_Metadata_EXTENDED.docx
@@ -844,7 +844,7 @@
         <w:keepNext/>
       </w:pPr>
       <w:r>
-        <w:t>Save each file from this lesson into the matching path in the project layout. As in Chapter 1, notepad .\rust\Cargo.toml creates and opens one: choose Yes, type the file, save it with Ctrl+S, and close Notepad. Then install forge-std, Foundry's standard library, into the Solidity project. Linux Assembly runs in WSL or on a Linux computer.</w:t>
+        <w:t>Next, let the tools create the Rust and Solidity projects. Remember, Cargo.toml describes the project: cargo init .\rust writes it, with a starter program, src\main.rs. This lesson's programs live in src\bin, one file per program, so Remove-Item deletes the starter. Remember, forge init makes the Solidity project: --no-git and --offline work as in Chapter 1, --empty leaves out forge's example contracts, and --force lets it fill the solidity folder, which already holds the empty folders made above.</w:t>
       </w:r>
     </w:p>
     <w:p>
@@ -858,6 +858,144 @@
         <w:keepNext/>
       </w:pPr>
       <w:r>
+        <w:t>cargo init .\rust --name file_metadata --vcs none</w:t>
+      </w:r>
+    </w:p>
+    <w:p>
+      <w:pPr>
+        <w:pStyle w:val="CommandBlock"/>
+        <w:keepNext/>
+      </w:pPr>
+      <w:r>
+        <w:t>Remove-Item .\rust\src\main.rs</w:t>
+      </w:r>
+    </w:p>
+    <w:p>
+      <w:pPr>
+        <w:pStyle w:val="CommandBlock"/>
+      </w:pPr>
+      <w:r>
+        <w:t>forge init .\solidity --empty --no-git --offline --force</w:t>
+      </w:r>
+    </w:p>
+    <w:p>
+      <w:pPr>
+        <w:keepNext/>
+      </w:pPr>
+    </w:p>
+    <w:p>
+      <w:r>
+        <w:t>Then type the Solidity project's settings over the foundry.toml that forge init wrote. foundry.toml is the same as in Lesson 3.2a: fs_permissions gives read-only access to the lesson folder, which is all vm.fsMetadata needs. notepad .\solidity\foundry.toml opens the file: replace its text with the file below, save it with Ctrl+S, and close Notepad.</w:t>
+      </w:r>
+    </w:p>
+    <w:p>
+      <w:pPr>
+        <w:keepNext/>
+      </w:pPr>
+    </w:p>
+    <w:p>
+      <w:pPr>
+        <w:pStyle w:val="Heading3"/>
+      </w:pPr>
+      <w:r>
+        <w:t>solidity/foundry.toml</w:t>
+      </w:r>
+    </w:p>
+    <w:p>
+      <w:pPr>
+        <w:pStyle w:val="SourceCode"/>
+        <w:keepNext/>
+      </w:pPr>
+      <w:r>
+        <w:t>[profile.default]</w:t>
+      </w:r>
+    </w:p>
+    <w:p>
+      <w:pPr>
+        <w:pStyle w:val="SourceCode"/>
+        <w:keepNext/>
+      </w:pPr>
+      <w:r>
+        <w:t># The scripts in script/ are the only Solidity sources in this project.</w:t>
+      </w:r>
+    </w:p>
+    <w:p>
+      <w:pPr>
+        <w:pStyle w:val="SourceCode"/>
+        <w:keepNext/>
+      </w:pPr>
+      <w:r>
+        <w:t>src = "script"</w:t>
+      </w:r>
+    </w:p>
+    <w:p>
+      <w:pPr>
+        <w:pStyle w:val="SourceCode"/>
+        <w:keepNext/>
+      </w:pPr>
+      <w:r>
+        <w:t># forge install puts forge-std in lib/.</w:t>
+      </w:r>
+    </w:p>
+    <w:p>
+      <w:pPr>
+        <w:pStyle w:val="SourceCode"/>
+        <w:keepNext/>
+      </w:pPr>
+      <w:r>
+        <w:t>libs = ["lib"]</w:t>
+      </w:r>
+    </w:p>
+    <w:p>
+      <w:pPr>
+        <w:pStyle w:val="SourceCode"/>
+        <w:keepNext/>
+      </w:pPr>
+      <w:r>
+        <w:t># The file cheatcodes may only read, and only inside the lesson folder,</w:t>
+      </w:r>
+    </w:p>
+    <w:p>
+      <w:pPr>
+        <w:pStyle w:val="SourceCode"/>
+        <w:keepNext/>
+      </w:pPr>
+      <w:r>
+        <w:t># the folder above the project root ("../"), and nowhere else.</w:t>
+      </w:r>
+    </w:p>
+    <w:p>
+      <w:pPr>
+        <w:pStyle w:val="SourceCode"/>
+      </w:pPr>
+      <w:r>
+        <w:t>fs_permissions = [{ access = "read", path = "../" }]</w:t>
+      </w:r>
+    </w:p>
+    <w:p>
+      <w:pPr>
+        <w:keepNext/>
+      </w:pPr>
+    </w:p>
+    <w:p>
+      <w:pPr>
+        <w:keepNext/>
+      </w:pPr>
+      <w:r>
+        <w:t>Then install forge-std, Foundry's standard library, into the Solidity project. Linux Assembly runs in WSL or on a Linux computer.</w:t>
+      </w:r>
+    </w:p>
+    <w:p>
+      <w:pPr>
+        <w:keepNext/>
+      </w:pPr>
+    </w:p>
+    <w:p>
+      <w:pPr>
+        <w:pStyle w:val="CommandBlock"/>
+        <w:keepNext/>
+      </w:pPr>
+      <w:r>
         <w:t>Push-Location .\solidity</w:t>
       </w:r>
     </w:p>
@@ -884,6 +1022,16 @@
       </w:pPr>
     </w:p>
     <w:p>
+      <w:r>
+        <w:t>You save each source file in its language's section below, as each is shown. As in Chapter 1, notepad .\rust\src\bin\basic_file_metadata.rs creates and opens one: choose Yes, type the file, save it with Ctrl+S, and close Notepad.</w:t>
+      </w:r>
+    </w:p>
+    <w:p>
+      <w:pPr>
+        <w:keepNext/>
+      </w:pPr>
+    </w:p>
+    <w:p>
       <w:pPr>
         <w:keepNext/>
       </w:pPr>
@@ -945,7 +1093,7 @@
         <w:keepNext/>
       </w:pPr>
       <w:r>
-        <w:t>Save each file from this lesson into the matching path in the project layout. As in Chapter 1, nano ./rust/Cargo.toml creates and opens one: type the file, then save and close it with Ctrl+O, Enter, then Ctrl+X. Then install forge-std.</w:t>
+        <w:t>Then create the Rust and Solidity projects with the same commands as on Windows; rm deletes the starter main.rs.</w:t>
       </w:r>
     </w:p>
     <w:p>
@@ -956,9 +1104,63 @@
     <w:p>
       <w:pPr>
         <w:pStyle w:val="CommandBlock"/>
+        <w:keepNext/>
+      </w:pPr>
+      <w:r>
+        <w:t>cargo init ./rust --name file_metadata --vcs none</w:t>
+      </w:r>
+    </w:p>
+    <w:p>
+      <w:pPr>
+        <w:pStyle w:val="CommandBlock"/>
+        <w:keepNext/>
+      </w:pPr>
+      <w:r>
+        <w:t>rm ./rust/src/main.rs</w:t>
+      </w:r>
+    </w:p>
+    <w:p>
+      <w:pPr>
+        <w:pStyle w:val="CommandBlock"/>
+      </w:pPr>
+      <w:r>
+        <w:t>forge init ./solidity --empty --no-git --offline --force</w:t>
+      </w:r>
+    </w:p>
+    <w:p>
+      <w:pPr>
+        <w:keepNext/>
+      </w:pPr>
+    </w:p>
+    <w:p>
+      <w:pPr>
+        <w:keepNext/>
+      </w:pPr>
+      <w:r>
+        <w:t>Type solidity/foundry.toml exactly as shown in the Windows setup, over the file forge init wrote. Then install forge-std.</w:t>
+      </w:r>
+    </w:p>
+    <w:p>
+      <w:pPr>
+        <w:keepNext/>
+      </w:pPr>
+    </w:p>
+    <w:p>
+      <w:pPr>
+        <w:pStyle w:val="CommandBlock"/>
       </w:pPr>
       <w:r>
         <w:t>(cd ./solidity &amp;&amp; forge install foundry-rs/forge-std@v1.16.2 --no-git)</w:t>
+      </w:r>
+    </w:p>
+    <w:p>
+      <w:pPr>
+        <w:keepNext/>
+      </w:pPr>
+    </w:p>
+    <w:p>
+      <w:r>
+        <w:t>You save each source file in its language's section below, as each is shown. As in Chapter 1, nano ./rust/src/bin/basic_file_metadata.rs creates and opens one: type the file, then save and close it with Ctrl+O, Enter, then Ctrl+X.</w:t>
       </w:r>
     </w:p>
     <w:p>
@@ -13988,7 +14190,7 @@
     </w:p>
     <w:p>
       <w:r>
-        <w:t>Cargo.toml names this lesson's package, file_metadata, and its two programs. foundry.toml is the same as in Lesson 3.2a: fs_permissions gives read-only access to the lesson folder, which is all vm.fsMetadata needs.</w:t>
+        <w:t>This is the file the setup commands wrote, shown here so you can check yours. Cargo.toml names this lesson's package, file_metadata, and its two programs. cargo init does not write the comment lines, which are this lesson's notes about the file, and yours ends with an empty [dependencies] heading; the blank lines may differ.</w:t>
       </w:r>
     </w:p>
     <w:p>
@@ -14066,95 +14268,6 @@
       </w:pPr>
       <w:r>
         <w:t># file_metadata.</w:t>
-      </w:r>
-    </w:p>
-    <w:p>
-      <w:pPr>
-        <w:keepNext/>
-      </w:pPr>
-    </w:p>
-    <w:p>
-      <w:pPr>
-        <w:keepNext/>
-      </w:pPr>
-    </w:p>
-    <w:p>
-      <w:pPr>
-        <w:pStyle w:val="Heading2"/>
-      </w:pPr>
-      <w:r>
-        <w:t>solidity/foundry.toml</w:t>
-      </w:r>
-    </w:p>
-    <w:p>
-      <w:pPr>
-        <w:pStyle w:val="SourceCode"/>
-        <w:keepNext/>
-      </w:pPr>
-      <w:r>
-        <w:t>[profile.default]</w:t>
-      </w:r>
-    </w:p>
-    <w:p>
-      <w:pPr>
-        <w:pStyle w:val="SourceCode"/>
-        <w:keepNext/>
-      </w:pPr>
-      <w:r>
-        <w:t># The scripts in script/ are the only Solidity sources in this project.</w:t>
-      </w:r>
-    </w:p>
-    <w:p>
-      <w:pPr>
-        <w:pStyle w:val="SourceCode"/>
-        <w:keepNext/>
-      </w:pPr>
-      <w:r>
-        <w:t>src = "script"</w:t>
-      </w:r>
-    </w:p>
-    <w:p>
-      <w:pPr>
-        <w:pStyle w:val="SourceCode"/>
-        <w:keepNext/>
-      </w:pPr>
-      <w:r>
-        <w:t># forge install puts forge-std in lib/.</w:t>
-      </w:r>
-    </w:p>
-    <w:p>
-      <w:pPr>
-        <w:pStyle w:val="SourceCode"/>
-        <w:keepNext/>
-      </w:pPr>
-      <w:r>
-        <w:t>libs = ["lib"]</w:t>
-      </w:r>
-    </w:p>
-    <w:p>
-      <w:pPr>
-        <w:pStyle w:val="SourceCode"/>
-        <w:keepNext/>
-      </w:pPr>
-      <w:r>
-        <w:t># The file cheatcodes may only read, and only inside the lesson folder,</w:t>
-      </w:r>
-    </w:p>
-    <w:p>
-      <w:pPr>
-        <w:pStyle w:val="SourceCode"/>
-        <w:keepNext/>
-      </w:pPr>
-      <w:r>
-        <w:t># the folder above the project root ("../"), and nowhere else.</w:t>
-      </w:r>
-    </w:p>
-    <w:p>
-      <w:pPr>
-        <w:pStyle w:val="SourceCode"/>
-      </w:pPr>
-      <w:r>
-        <w:t>fs_permissions = [{ access = "read", path = "../" }]</w:t>
       </w:r>
     </w:p>
     <w:p>
@@ -15319,31 +15432,31 @@
       </w:rPr>
     </w:lvl>
   </w:abstractNum>
-  <w:num w:numId="1" w16cid:durableId="1321933484">
+  <w:num w:numId="1" w16cid:durableId="466051611">
     <w:abstractNumId w:val="8"/>
   </w:num>
-  <w:num w:numId="2" w16cid:durableId="889072103">
+  <w:num w:numId="2" w16cid:durableId="1827671781">
     <w:abstractNumId w:val="6"/>
   </w:num>
-  <w:num w:numId="3" w16cid:durableId="1751080962">
+  <w:num w:numId="3" w16cid:durableId="1877086473">
     <w:abstractNumId w:val="5"/>
   </w:num>
-  <w:num w:numId="4" w16cid:durableId="1991471239">
+  <w:num w:numId="4" w16cid:durableId="1354192035">
     <w:abstractNumId w:val="4"/>
   </w:num>
-  <w:num w:numId="5" w16cid:durableId="2114861725">
+  <w:num w:numId="5" w16cid:durableId="404110165">
     <w:abstractNumId w:val="7"/>
   </w:num>
-  <w:num w:numId="6" w16cid:durableId="1630427659">
+  <w:num w:numId="6" w16cid:durableId="1482577963">
     <w:abstractNumId w:val="3"/>
   </w:num>
-  <w:num w:numId="7" w16cid:durableId="356348460">
+  <w:num w:numId="7" w16cid:durableId="1658342915">
     <w:abstractNumId w:val="2"/>
   </w:num>
-  <w:num w:numId="8" w16cid:durableId="871267592">
+  <w:num w:numId="8" w16cid:durableId="1200048525">
     <w:abstractNumId w:val="1"/>
   </w:num>
-  <w:num w:numId="9" w16cid:durableId="1965237056">
+  <w:num w:numId="9" w16cid:durableId="544684862">
     <w:abstractNumId w:val="0"/>
   </w:num>
 </w:numbering>

--- a/Volume 1/Chapter 03 - File Handling/SPA_Vol1_Ch3_Lesson3_10a_File_Metadata_EXTENDED.docx
+++ b/Volume 1/Chapter 03 - File Handling/SPA_Vol1_Ch3_Lesson3_10a_File_Metadata_EXTENDED.docx
@@ -95,10 +95,7 @@
     </w:p>
     <w:p>
       <w:r>
-        <w:t>Lesson 3.10 explains why metadata matters: a file explorer's details view, a backup tool deciding which files changed, and a disk report finding the largest files all work from the facts the system keeps about each file, not from the text inside. These four languages show the same facts at different depths. Assembly calls the C library's stat (_stat64 on Windows) and reads each fact at its place in the record the call fills. Rust and Erlang return the facts as one value with named parts. Solidity has no fil</w:t>
-      </w:r>
-      <w:r>
-        <w:t>es at all: only Foundry's test tools let a script read a file's metadata. Read Lesson 3.10 first; this companion builds on it.</w:t>
+        <w:t>Lesson 3.10 explains why metadata matters: a file explorer's details view, a backup tool deciding which files changed, and a disk report finding the largest files all work from the facts the system keeps about each file, not from the text inside. These four languages show the same facts at different depths. Assembly calls the C library's stat (_stat64 on Windows) and reads each fact at its place in the record the call fills. Rust and Erlang return the facts as one value with named parts. Solidity has no files at all: only Foundry's test tools let a script read a file's metadata. Read Lesson 3.10 first; this companion builds on it.</w:t>
       </w:r>
     </w:p>
     <w:p>
@@ -255,10 +252,7 @@
         <w:pStyle w:val="ListBullet"/>
       </w:pPr>
       <w:r>
-        <w:t xml:space="preserve">File systems also keep a creation time and a last-access time, but they are a trap, so this lesson does not use them. Erlang's ctime field, and the C library's st_ctime that the Assembly programs could read from the same stat record, mean the creation time on Windows but the last status change (a rename or a permission change, for example) on Linux: the same field means two different things. Rust's metadata has created() and accessed(), and created() can return an Err on some Linux file systems that do not </w:t>
-      </w:r>
-      <w:r>
-        <w:t>record a creation time. Foundry's FsMetadata record also has accessed and created fields.</w:t>
+        <w:t>File systems also keep a creation time and a last-access time, but they are a trap, so this lesson does not use them. Erlang's ctime field, and the C library's st_ctime that the Assembly programs could read from the same stat record, mean the creation time on Windows but the last status change (a rename or a permission change, for example) on Linux: the same field means two different things. Rust's metadata has created() and accessed(), and created() can return an Err on some Linux file systems that do not record a creation time. Foundry's FsMetadata record also has accessed and created fields.</w:t>
       </w:r>
     </w:p>
     <w:p>
@@ -1183,10 +1177,7 @@
     </w:p>
     <w:p>
       <w:r>
-        <w:t>This lesson checks an exact size, so inventory.txt must hold exactly the same bytes on every computer. A text editor may save each line ending as \r\n on Windows, so write the file with one command instead. Set-Content writes text into a file (Lesson 3.3); inside double quotes, `n is PowerShell's way of writing a \n line ending, and -NoNewline stops Set-Content adding a Windows line ending of its own after the text. On Linux or macOS, printf writes the text with each \n turned into a line ending. The second</w:t>
-      </w:r>
-      <w:r>
-        <w:t xml:space="preserve"> command creates archive, an empty directory like the one Lesson 3.9a moved a finished report into; the Exercise reads its metadata.</w:t>
+        <w:t>This lesson checks an exact size, so inventory.txt must hold exactly the same bytes on every computer. A text editor may save each line ending as \r\n on Windows, so write the file with one command instead. Set-Content writes text into a file (Lesson 3.3); inside double quotes, `n is PowerShell's way of writing a \n line ending, and -NoNewline stops Set-Content adding a Windows line ending of its own after the text. On Linux or macOS, printf writes the text with each \n turned into a line ending. The second command creates archive, an empty directory like the one Lesson 3.9a moved a finished report into; the Exercise reads its metadata.</w:t>
       </w:r>
     </w:p>
     <w:p>
@@ -1415,10 +1406,7 @@
     </w:p>
     <w:p>
       <w:r>
-        <w:t>Assembly has no file tools of its own, so it makes the same C library calls as the C version of Lesson 3.10. On Windows, _stat64 fills a 56-byte record, struct _stat64, with the metadata; on Linux, stat fills a 144-byte record, struct stat. The program reads each fact at its offset in the record, as it read the records of Lesson 2.15a: st_mode (the kind of entry), st_size (the size), and st_mtime (the modification time). The record holds no name and no full path, so the program prints the name it was given,</w:t>
-      </w:r>
-      <w:r>
-        <w:t xml:space="preserve"> and for the path it prints the working directory from _getcwd (getcwd on Linux), a separator, and the name. The time goes through _gmtime64 (gmtime) and strftime, as in Lesson 2.12a.</w:t>
+        <w:t>Assembly has no file tools of its own, so it makes the same C library calls as the C version of Lesson 3.10. On Windows, _stat64 fills a 56-byte record, struct _stat64, with the metadata; on Linux, stat fills a 144-byte record, struct stat. The program reads each fact at its offset in the record, as it read the records of Lesson 2.15a: st_mode (the kind of entry), st_size (the size), and st_mtime (the modification time). The record holds no name and no full path, so the program prints the name it was given, and for the path it prints the working directory from _getcwd (getcwd on Linux), a separator, and the name. The time goes through _gmtime64 (gmtime) and strftime, as in Lesson 2.12a.</w:t>
       </w:r>
     </w:p>
     <w:p>
@@ -3886,13 +3874,7 @@
         <w:keepNext/>
       </w:pPr>
       <w:r>
-        <w:t xml:space="preserve">The Linux version runs on 64-bit Linux, including WSL on Windows. It calls stat, getcwd, and gmtime where Windows calls _stat64, _getcwd, and _gmtime64, reads its own record's offsets, passes the values in rdi, rsi, rdx, and rcx, finds the error stream through extern stderr, and sets eax to 0 before printf and fprintf. Calling stat directly needs the GNU C library (glibc) 2.33 or newer, as on Ubuntu 22.04 and later; ldd --version prints yours on its first line. On an older system, such as Ubuntu 20.04 with </w:t>
-      </w:r>
-      <w:r>
-        <w:t xml:space="preserve">2.31, the gcc step stops with undefined reference to stat. The simplest fix there is to ask the Linux kernel directly through the C library's syscall function: replace extern stat with extern syscall, and replace the two lines lea rsi, [details] and call stat with mov rsi, rdi, then lea rdx, [details], then mov edi, 4, then call syscall in both files. 4 is the kernel's number for stat, the record is the same, and syscall returns 0 or -1 as stat does. This was tested with glibc 2.43 in WSL, including a 5 GB </w:t>
-      </w:r>
-      <w:r>
-        <w:t>file; syscall itself is in every glibc version.</w:t>
+        <w:t>The Linux version runs on 64-bit Linux, including WSL on Windows. It calls stat, getcwd, and gmtime where Windows calls _stat64, _getcwd, and _gmtime64, reads its own record's offsets, passes the values in rdi, rsi, rdx, and rcx, finds the error stream through extern stderr, and sets eax to 0 before printf and fprintf. Calling stat directly needs the GNU C library (glibc) 2.33 or newer, as on Ubuntu 22.04 and later; ldd --version prints yours on its first line. On an older system, such as Ubuntu 20.04 with 2.31, the gcc step stops with undefined reference to stat. The simplest fix there is to ask the Linux kernel directly through the C library's syscall function: replace extern stat with extern syscall, and replace the two lines lea rsi, [details] and call stat with mov rsi, rdi, then lea rdx, [details], then mov edi, 4, then call syscall in both files. 4 is the kernel's number for stat, the record is the same, and syscall returns 0 or -1 as stat does. This was tested with glibc 2.43 in WSL, including a 5 GB file; syscall itself is in every glibc version.</w:t>
       </w:r>
     </w:p>
     <w:p>
@@ -7287,10 +7269,7 @@
     </w:p>
     <w:p>
       <w:r>
-        <w:t xml:space="preserve">Rust reads metadata with std::fs::metadata, which returns a Result holding a Metadata value. Its methods are the facts: len() (the size, a u64), is_dir(), and modified() (the modification time, a SystemTime). Metadata holds no name, so the program prints the name it was given; the absolute path is std::env::current_dir() joined with the name, as in Lesson 2.13a. Rust's standard library has no calendar, so the program formats the time with the counting functions of Lesson 2.12a: days_in_year, days_in_month, </w:t>
-      </w:r>
-      <w:r>
-        <w:t>and format_utc, copied unchanged.</w:t>
+        <w:t>Rust reads metadata with std::fs::metadata, which returns a Result holding a Metadata value. Its methods are the facts: len() (the size, a u64), is_dir(), and modified() (the modification time, a SystemTime). Metadata holds no name, so the program prints the name it was given; the absolute path is std::env::current_dir() joined with the name, as in Lesson 2.13a. Rust's standard library has no calendar, so the program formats the time with the counting functions of Lesson 2.12a: days_in_year, days_in_month, and format_utc, copied unchanged.</w:t>
       </w:r>
     </w:p>
     <w:p>
@@ -8344,10 +8323,7 @@
     </w:p>
     <w:p>
       <w:r>
-        <w:t>The production-minded version prints the same lines. print_metadata checks with Path::new(path).exists() that the path exists and returns an Err with its own message when it does not; it reads every fact before it prints, and prints the Size line for a file only. It returns a Result&lt;(), String&gt;; a fact that cannot be read names the file and error.kind(), as in Lesson 3.2a. main checks it with if let Err(message) and, on a failure, prints one Error line and ends with std::process::exit(1), as in Lesson 2.11a</w:t>
-      </w:r>
-      <w:r>
-        <w:t>.</w:t>
+        <w:t>The production-minded version prints the same lines. print_metadata checks with Path::new(path).exists() that the path exists and returns an Err with its own message when it does not; it reads every fact before it prints, and prints the Size line for a file only. It returns a Result&lt;(), String&gt;; a fact that cannot be read names the file and error.kind(), as in Lesson 3.2a. main checks it with if let Err(message) and, on a failure, prints one Error line and ends with std::process::exit(1), as in Lesson 2.11a.</w:t>
       </w:r>
     </w:p>
     <w:p>
@@ -9742,10 +9718,7 @@
     </w:p>
     <w:p>
       <w:r>
-        <w:t xml:space="preserve">Erlang reads metadata with file:read_file_info, which returns {ok, FileInfo}, where FileInfo is a file_info record, or {error, Reason}. The record is defined in file.hrl, which comes with Erlang, and its fields are the facts: size, type (the atom regular for a file, directory for a directory), and mtime (the modification time). With the option [{time, universal}], mtime is a UTC date and time tuple, as in Lesson 2.12a, so format_time pads its parts into the time pattern. filename:absname gives the absolute </w:t>
-      </w:r>
-      <w:r>
-        <w:t>path, and filename:nativename (Lesson 2.13a) shows it with Windows' \.</w:t>
+        <w:t>Erlang reads metadata with file:read_file_info, which returns {ok, FileInfo}, where FileInfo is a file_info record, or {error, Reason}. The record is defined in file.hrl, which comes with Erlang, and its fields are the facts: size, type (the atom regular for a file, directory for a directory), and mtime (the modification time). With the option [{time, universal}], mtime is a UTC date and time tuple, as in Lesson 2.12a, so format_time pads its parts into the time pattern. filename:absname gives the absolute path, and filename:nativename (Lesson 2.13a) shows it with Windows' \.</w:t>
       </w:r>
     </w:p>
     <w:p>
@@ -10530,10 +10503,7 @@
     </w:p>
     <w:p>
       <w:r>
-        <w:t>The production-minded version prints the same lines. print_metadata checks with filelib:is_file that the path exists and returns {error, Message} when it does not; otherwise it reads the record and hands it to print_details, which works out the path and the time before the first line and prints the Size line for a file only. print_metadata returns ok, or {error, Message}, with a failed read naming the file and the reason atom. main checks the result with case and, on a failure, prints one Error line and cal</w:t>
-      </w:r>
-      <w:r>
-        <w:t>ls init:stop(1), as in Lesson 2.11a.</w:t>
+        <w:t>The production-minded version prints the same lines. print_metadata checks with filelib:is_file that the path exists and returns {error, Message} when it does not; otherwise it reads the record and hands it to print_details, which works out the path and the time before the first line and prints the Size line for a file only. print_metadata returns ok, or {error, Message}, with a failed read naming the file and the reason atom. main checks the result with case and, on a failure, prints one Error line and calls init:stop(1), as in Lesson 2.11a.</w:t>
       </w:r>
     </w:p>
     <w:p>
@@ -11573,10 +11543,7 @@
     </w:p>
     <w:p>
       <w:r>
-        <w:t>A contract on a real chain has no files at all. Foundry's vm.fsMetadata cheatcode works only while forge runs a script: it returns the metadata as an FsMetadata record, whose fields are the facts: isDir, length (the size, a uint256), and modified (the modification time, as seconds since 1970). It needs read access in foundry.toml's fs_permissions, here in the lesson folder only, as in Lesson 3.2a, and a relative path starts from the project root, the solidity folder, so the script reads ../inventory.txt, th</w:t>
-      </w:r>
-      <w:r>
-        <w:t>e same file as the other languages, and logs its name. The record holds no path, so the script builds the absolute path from vm.projectRoot(). Solidity has no calendar, so the script formats the time with the counting functions of Lesson 2.12a: daysInYear, daysInMonth, twoDigits, and formatUtc, copied unchanged.</w:t>
+        <w:t>A contract on a real chain has no files at all. Foundry's vm.fsMetadata cheatcode works only while forge runs a script: it returns the metadata as an FsMetadata record, whose fields are the facts: isDir, length (the size, a uint256), and modified (the modification time, as seconds since 1970). It needs read access in foundry.toml's fs_permissions, here in the lesson folder only, as in Lesson 3.2a, and a relative path starts from the project root, the solidity folder, so the script reads ../inventory.txt, the same file as the other languages, and logs its name. The record holds no path, so the script builds the absolute path from vm.projectRoot(). Solidity has no calendar, so the script formats the time with the counting functions of Lesson 2.12a: daysInYear, daysInMonth, twoDigits, and formatUtc, copied unchanged.</w:t>
       </w:r>
     </w:p>
     <w:p>
@@ -13925,10 +13892,7 @@
         <w:keepNext/>
       </w:pPr>
       <w:r>
-        <w:t>Now see what the existence check does. The other languages show it by running from the wrong folder, but a script's relative path starts from the project root, which --root sets, not from the folder you run forge from, so the script would still find the file. Instead, hide the file for one run, as in Lesson 3.2a: Rename-Item gives inventory.txt another name, inventory.old, the script runs, $LASTEXITCODE shows its exit code, the second Rename-Item gives the file its name back, and Get-Content shows it is unc</w:t>
-      </w:r>
-      <w:r>
-        <w:t>hanged.</w:t>
+        <w:t>Now see what the existence check does. The other languages show it by running from the wrong folder, but a script's relative path starts from the project root, which --root sets, not from the folder you run forge from, so the script would still find the file. Instead, hide the file for one run, as in Lesson 3.2a: Rename-Item gives inventory.txt another name, inventory.old, the script runs, $LASTEXITCODE shows its exit code, the second Rename-Item gives the file its name back, and Get-Content shows it is unchanged.</w:t>
       </w:r>
     </w:p>
     <w:p>
@@ -14159,10 +14123,7 @@
     </w:p>
     <w:p>
       <w:r>
-        <w:t>Both versions ask the system for the metadata of inventory.txt and log its name, absolute path, type, size, and modification time, without opening or changing the file. The Basic version does it all in run for one known file. The Production-Minded version puts the work in printMetadata, which takes any name in the lesson folder, checks that it exists, reads every fact before it logs, and shows the size only for a file, so the Exercise can reuse it for a directory. A failure shows one Error line and exit cod</w:t>
-      </w:r>
-      <w:r>
-        <w:t>e 1.</w:t>
+        <w:t>Both versions ask the system for the metadata of inventory.txt and log its name, absolute path, type, size, and modification time, without opening or changing the file. The Basic version does it all in run for one known file. The Production-Minded version puts the work in printMetadata, which takes any name in the lesson folder, checks that it exists, reads every fact before it logs, and shows the size only for a file, so the Exercise can reuse it for a directory. A failure shows one Error line and exit code 1.</w:t>
       </w:r>
     </w:p>
     <w:p>
@@ -14622,10 +14583,7 @@
     </w:p>
     <w:p>
       <w:r>
-        <w:t>As in Lesson 3.10, the Mini File Explorer, this chapter's first project, needs Metadata display: show the details of an entry in its sandbox. print_metadata (printMetadata in Solidity) is that piece: it takes any path, whether a file or a directory, refuses a missing one with a clear Error line, and prints its name, absolute path, type, size for a file, and modification time without touching the entry. The explorer will call it for a name picked from its listing (Lesson 2.13a). The Contact Manager, the chap</w:t>
-      </w:r>
-      <w:r>
-        <w:t>ter's capstone, must keep contacts across runs; the modification time of contacts.txt shows when they were last saved. Lesson 3.11a walks a directory and everything beneath it, which the explorer needs to list a whole sandbox.</w:t>
+        <w:t>As in Lesson 3.10, the Mini File Explorer, this chapter's first project, needs Metadata display: show the details of an entry in its sandbox. print_metadata (printMetadata in Solidity) is that piece: it takes any path, whether a file or a directory, refuses a missing one with a clear Error line, and prints its name, absolute path, type, size for a file, and modification time without touching the entry. The explorer will call it for a name picked from its listing (Lesson 2.13a). The Contact Manager, the chapter's capstone, must keep contacts across runs; the modification time of contacts.txt shows when they were last saved. Lesson 3.11a walks a directory and everything beneath it, which the explorer needs to list a whole sandbox.</w:t>
       </w:r>
     </w:p>
     <w:p>
@@ -15243,10 +15201,7 @@
     </w:p>
     <w:p>
       <w:r>
-        <w:t xml:space="preserve">Metadata is the data the system keeps about a file: its name, its path, its type, its size, and when its contents last changed. Each program asked for these facts about inventory.txt without opening it and printed them in five lines, with the path and the time checked against PowerShell's own view. Assembly read them at their offsets in the record _stat64 (stat) filled, choosing the version whose size field holds any file; Rust's fs::metadata and Erlang's file:read_file_info returned them as one value with </w:t>
-      </w:r>
-      <w:r>
-        <w:t>named parts; Solidity's vm.fsMetadata read them only under forge, inside the folder fs_permissions allows. The Production-Minded function takes any path, checks that it exists, reads everything before printing, and shows the size only for a file, so the Mini File Explorer can show the details of whatever entry it lists. Lesson 3.11a walks a directory and everything beneath it.</w:t>
+        <w:t>Metadata is the data the system keeps about a file: its name, its path, its type, its size, and when its contents last changed. Each program asked for these facts about inventory.txt without opening it and printed them in five lines, with the path and the time checked against PowerShell's own view. Assembly read them at their offsets in the record _stat64 (stat) filled, choosing the version whose size field holds any file; Rust's fs::metadata and Erlang's file:read_file_info returned them as one value with named parts; Solidity's vm.fsMetadata read them only under forge, inside the folder fs_permissions allows. The Production-Minded function takes any path, checks that it exists, reads everything before printing, and shows the size only for a file, so the Mini File Explorer can show the details of whatever entry it lists. Lesson 3.11a walks a directory and everything beneath it.</w:t>
       </w:r>
     </w:p>
     <w:sectPr>

--- a/Volume 1/Chapter 03 - File Handling/SPA_Vol1_Ch3_Lesson3_10a_File_Metadata_EXTENDED.docx
+++ b/Volume 1/Chapter 03 - File Handling/SPA_Vol1_Ch3_Lesson3_10a_File_Metadata_EXTENDED.docx
@@ -95,7 +95,10 @@
     </w:p>
     <w:p>
       <w:r>
-        <w:t>Lesson 3.10 explains why metadata matters: a file explorer's details view, a backup tool deciding which files changed, and a disk report finding the largest files all work from the facts the system keeps about each file, not from the text inside. These four languages show the same facts at different depths. Assembly calls the C library's stat (_stat64 on Windows) and reads each fact at its place in the record the call fills. Rust and Erlang return the facts as one value with named parts. Solidity has no files at all: only Foundry's test tools let a script read a file's metadata. Read Lesson 3.10 first; this companion builds on it.</w:t>
+        <w:t>Lesson 3.10 explains why metadata matters: a file explorer's details view, a backup tool deciding which files changed, and a disk report finding the largest files all work from the facts the system keeps about each file, not from the text inside. These four languages show the same facts at different depths. Assembly calls the C library's stat (_stat64 on Windows) and reads each fact at its place in the record the call fills. Rust and Erlang return the facts as one value with named parts. Solidity has no fil</w:t>
+      </w:r>
+      <w:r>
+        <w:t>es at all: only Foundry's test tools let a script read a file's metadata. Read Lesson 3.10 first; this companion builds on it.</w:t>
       </w:r>
     </w:p>
     <w:p>
@@ -252,7 +255,10 @@
         <w:pStyle w:val="ListBullet"/>
       </w:pPr>
       <w:r>
-        <w:t>File systems also keep a creation time and a last-access time, but they are a trap, so this lesson does not use them. Erlang's ctime field, and the C library's st_ctime that the Assembly programs could read from the same stat record, mean the creation time on Windows but the last status change (a rename or a permission change, for example) on Linux: the same field means two different things. Rust's metadata has created() and accessed(), and created() can return an Err on some Linux file systems that do not record a creation time. Foundry's FsMetadata record also has accessed and created fields.</w:t>
+        <w:t xml:space="preserve">File systems also keep a creation time and a last-access time, but they are a trap, so this lesson does not use them. Erlang's ctime field, and the C library's st_ctime that the Assembly programs could read from the same stat record, mean the creation time on Windows but the last status change (a rename or a permission change, for example) on Linux: the same field means two different things. Rust's metadata has created() and accessed(), and created() can return an Err on some Linux file systems that do not </w:t>
+      </w:r>
+      <w:r>
+        <w:t>record a creation time. Foundry's FsMetadata record also has accessed and created fields.</w:t>
       </w:r>
     </w:p>
     <w:p>
@@ -490,6 +496,7 @@
         <w:pStyle w:val="ListBullet"/>
       </w:pPr>
       <w:r>
+        <w:lastRenderedPageBreak/>
         <w:t>The Production-Minded version reads through print_metadata (printMetadata in Solidity), which checks that the entry exists, reads every fact before it prints, shows the size only for a file, and reports a failure as Lesson 2.11a did: one Error line on the error stream and exit code 1.</w:t>
       </w:r>
     </w:p>
@@ -901,7 +908,7 @@
         <w:keepNext/>
       </w:pPr>
       <w:r>
-        <w:t>[profile.default]</w:t>
+        <w:t>[profile.default]  # Remember, the settings forge uses by default.</w:t>
       </w:r>
     </w:p>
     <w:p>
@@ -1177,7 +1184,10 @@
     </w:p>
     <w:p>
       <w:r>
-        <w:t>This lesson checks an exact size, so inventory.txt must hold exactly the same bytes on every computer. A text editor may save each line ending as \r\n on Windows, so write the file with one command instead. Set-Content writes text into a file (Lesson 3.3); inside double quotes, `n is PowerShell's way of writing a \n line ending, and -NoNewline stops Set-Content adding a Windows line ending of its own after the text. On Linux or macOS, printf writes the text with each \n turned into a line ending. The second command creates archive, an empty directory like the one Lesson 3.9a moved a finished report into; the Exercise reads its metadata.</w:t>
+        <w:t>This lesson checks an exact size, so inventory.txt must hold exactly the same bytes on every computer. A text editor may save each line ending as \r\n on Windows, so write the file with one command instead. Set-Content writes text into a file (Lesson 3.3); inside double quotes, `n is PowerShell's way of writing a \n line ending, and -NoNewline stops Set-Content adding a Windows line ending of its own after the text. On Linux or macOS, printf writes the text with each \n turned into a line ending. The second</w:t>
+      </w:r>
+      <w:r>
+        <w:t xml:space="preserve"> command creates archive, an empty directory like the one Lesson 3.9a moved a finished report into; the Exercise reads its metadata.</w:t>
       </w:r>
     </w:p>
     <w:p>
@@ -1406,7 +1416,10 @@
     </w:p>
     <w:p>
       <w:r>
-        <w:t>Assembly has no file tools of its own, so it makes the same C library calls as the C version of Lesson 3.10. On Windows, _stat64 fills a 56-byte record, struct _stat64, with the metadata; on Linux, stat fills a 144-byte record, struct stat. The program reads each fact at its offset in the record, as it read the records of Lesson 2.15a: st_mode (the kind of entry), st_size (the size), and st_mtime (the modification time). The record holds no name and no full path, so the program prints the name it was given, and for the path it prints the working directory from _getcwd (getcwd on Linux), a separator, and the name. The time goes through _gmtime64 (gmtime) and strftime, as in Lesson 2.12a.</w:t>
+        <w:t>Assembly has no file tools of its own, so it makes the same C library calls as the C version of Lesson 3.10. On Windows, _stat64 fills a 56-byte record, struct _stat64, with the metadata; on Linux, stat fills a 144-byte record, struct stat. The program reads each fact at its offset in the record, as it read the records of Lesson 2.15a: st_mode (the kind of entry), st_size (the size), and st_mtime (the modification time). The record holds no name and no full path, so the program prints the name it was given,</w:t>
+      </w:r>
+      <w:r>
+        <w:t xml:space="preserve"> and for the path it prints the working directory from _getcwd (getcwd on Linux), a separator, and the name. The time goes through _gmtime64 (gmtime) and strftime, as in Lesson 2.12a.</w:t>
       </w:r>
     </w:p>
     <w:p>
@@ -1713,15 +1726,15 @@
         <w:pStyle w:val="SourceCode"/>
       </w:pPr>
       <w:r>
-        <w:t>; is the top four bits of 16 set, and 0x4000 the directory pattern among</w:t>
-      </w:r>
-    </w:p>
-    <w:p>
-      <w:pPr>
-        <w:pStyle w:val="SourceCode"/>
-      </w:pPr>
-      <w:r>
-        <w:t>; them. C's sys/stat.h writes the same values.</w:t>
+        <w:t>; has the top four of its 16 bits set, and 0x4000 is the directory</w:t>
+      </w:r>
+    </w:p>
+    <w:p>
+      <w:pPr>
+        <w:pStyle w:val="SourceCode"/>
+      </w:pPr>
+      <w:r>
+        <w:t>; pattern among them. C's sys/stat.h writes the same values.</w:t>
       </w:r>
     </w:p>
     <w:p>
@@ -1774,39 +1787,39 @@
         <w:pStyle w:val="SourceCode"/>
       </w:pPr>
       <w:r>
-        <w:t xml:space="preserve">    ; Metadata is data about a file rather than the text inside it: its</w:t>
-      </w:r>
-    </w:p>
-    <w:p>
-      <w:pPr>
-        <w:pStyle w:val="SourceCode"/>
-      </w:pPr>
-      <w:r>
-        <w:t xml:space="preserve">    ; size, when it last changed, and what kind of entry it is. The</w:t>
-      </w:r>
-    </w:p>
-    <w:p>
-      <w:pPr>
-        <w:pStyle w:val="SourceCode"/>
-      </w:pPr>
-      <w:r>
-        <w:t xml:space="preserve">    ; system keeps it beside the file, and reading it never opens or</w:t>
-      </w:r>
-    </w:p>
-    <w:p>
-      <w:pPr>
-        <w:pStyle w:val="SourceCode"/>
-      </w:pPr>
-      <w:r>
-        <w:t xml:space="preserve">    ; changes the file. Remember, a relative path starts from the</w:t>
-      </w:r>
-    </w:p>
-    <w:p>
-      <w:pPr>
-        <w:pStyle w:val="SourceCode"/>
-      </w:pPr>
-      <w:r>
-        <w:t xml:space="preserve">    ; working directory.</w:t>
+        <w:t xml:space="preserve">    ; Remember, .rdata holds read-only values. Metadata is data about a</w:t>
+      </w:r>
+    </w:p>
+    <w:p>
+      <w:pPr>
+        <w:pStyle w:val="SourceCode"/>
+      </w:pPr>
+      <w:r>
+        <w:t xml:space="preserve">    ; file rather than the text inside it: its size, when it last changed,</w:t>
+      </w:r>
+    </w:p>
+    <w:p>
+      <w:pPr>
+        <w:pStyle w:val="SourceCode"/>
+      </w:pPr>
+      <w:r>
+        <w:t xml:space="preserve">    ; and what kind of entry it is. The system keeps it beside the file,</w:t>
+      </w:r>
+    </w:p>
+    <w:p>
+      <w:pPr>
+        <w:pStyle w:val="SourceCode"/>
+      </w:pPr>
+      <w:r>
+        <w:t xml:space="preserve">    ; and reading it never opens or changes the file. Remember, a relative</w:t>
+      </w:r>
+    </w:p>
+    <w:p>
+      <w:pPr>
+        <w:pStyle w:val="SourceCode"/>
+      </w:pPr>
+      <w:r>
+        <w:t xml:space="preserve">    ; path starts from the working directory.</w:t>
       </w:r>
     </w:p>
     <w:p>
@@ -2735,7 +2748,7 @@
         <w:pStyle w:val="SourceCode"/>
       </w:pPr>
       <w:r>
-        <w:t>; Remember, extern pulls in C library functions.</w:t>
+        <w:t>; Remember, extern pulls them in; eax = 0 tells printf no xmm registers are used.</w:t>
       </w:r>
     </w:p>
     <w:p>
@@ -2948,15 +2961,15 @@
         <w:pStyle w:val="SourceCode"/>
       </w:pPr>
       <w:r>
-        <w:t>; is the top four bits of 16 set, and 0x4000 the directory pattern among</w:t>
-      </w:r>
-    </w:p>
-    <w:p>
-      <w:pPr>
-        <w:pStyle w:val="SourceCode"/>
-      </w:pPr>
-      <w:r>
-        <w:t>; them. C's sys/stat.h writes the same values.</w:t>
+        <w:t>; has the top four of its 16 bits set, and 0x4000 is the directory</w:t>
+      </w:r>
+    </w:p>
+    <w:p>
+      <w:pPr>
+        <w:pStyle w:val="SourceCode"/>
+      </w:pPr>
+      <w:r>
+        <w:t>; pattern among them. C's sys/stat.h writes the same values.</w:t>
       </w:r>
     </w:p>
     <w:p>
@@ -3009,39 +3022,39 @@
         <w:pStyle w:val="SourceCode"/>
       </w:pPr>
       <w:r>
-        <w:t xml:space="preserve">    ; Metadata is data about a file rather than the text inside it: its</w:t>
-      </w:r>
-    </w:p>
-    <w:p>
-      <w:pPr>
-        <w:pStyle w:val="SourceCode"/>
-      </w:pPr>
-      <w:r>
-        <w:t xml:space="preserve">    ; size, when it last changed, and what kind of entry it is. The</w:t>
-      </w:r>
-    </w:p>
-    <w:p>
-      <w:pPr>
-        <w:pStyle w:val="SourceCode"/>
-      </w:pPr>
-      <w:r>
-        <w:t xml:space="preserve">    ; system keeps it beside the file, and reading it never opens or</w:t>
-      </w:r>
-    </w:p>
-    <w:p>
-      <w:pPr>
-        <w:pStyle w:val="SourceCode"/>
-      </w:pPr>
-      <w:r>
-        <w:t xml:space="preserve">    ; changes the file. Remember, a relative path starts from the</w:t>
-      </w:r>
-    </w:p>
-    <w:p>
-      <w:pPr>
-        <w:pStyle w:val="SourceCode"/>
-      </w:pPr>
-      <w:r>
-        <w:t xml:space="preserve">    ; working directory.</w:t>
+        <w:t xml:space="preserve">    ; Remember, .rodata holds read-only values. Metadata is data about a</w:t>
+      </w:r>
+    </w:p>
+    <w:p>
+      <w:pPr>
+        <w:pStyle w:val="SourceCode"/>
+      </w:pPr>
+      <w:r>
+        <w:t xml:space="preserve">    ; file rather than the text inside it: its size, when it last changed,</w:t>
+      </w:r>
+    </w:p>
+    <w:p>
+      <w:pPr>
+        <w:pStyle w:val="SourceCode"/>
+      </w:pPr>
+      <w:r>
+        <w:t xml:space="preserve">    ; and what kind of entry it is. The system keeps it beside the file,</w:t>
+      </w:r>
+    </w:p>
+    <w:p>
+      <w:pPr>
+        <w:pStyle w:val="SourceCode"/>
+      </w:pPr>
+      <w:r>
+        <w:t xml:space="preserve">    ; and reading it never opens or changes the file. Remember, a relative</w:t>
+      </w:r>
+    </w:p>
+    <w:p>
+      <w:pPr>
+        <w:pStyle w:val="SourceCode"/>
+      </w:pPr>
+      <w:r>
+        <w:t xml:space="preserve">    ; path starts from the working directory.</w:t>
       </w:r>
     </w:p>
     <w:p>
@@ -3833,7 +3846,6 @@
     <w:p>
       <w:pPr>
         <w:pStyle w:val="SourceCode"/>
-        <w:keepNext/>
       </w:pPr>
       <w:r>
         <w:t>.done:</w:t>
@@ -3842,7 +3854,6 @@
     <w:p>
       <w:pPr>
         <w:pStyle w:val="SourceCode"/>
-        <w:keepNext/>
       </w:pPr>
       <w:r>
         <w:t xml:space="preserve">    pop rbx</w:t>
@@ -3851,6 +3862,7 @@
     <w:p>
       <w:pPr>
         <w:pStyle w:val="SourceCode"/>
+        <w:keepNext/>
       </w:pPr>
       <w:r>
         <w:t xml:space="preserve">    ret</w:t>
@@ -3858,6 +3870,29 @@
     </w:p>
     <w:p>
       <w:pPr>
+        <w:pStyle w:val="SourceCode"/>
+        <w:keepNext/>
+      </w:pPr>
+    </w:p>
+    <w:p>
+      <w:pPr>
+        <w:pStyle w:val="SourceCode"/>
+        <w:keepNext/>
+      </w:pPr>
+      <w:r>
+        <w:t>; Remember, this marks the stack as not executable, as Linux linkers expect.</w:t>
+      </w:r>
+    </w:p>
+    <w:p>
+      <w:pPr>
+        <w:pStyle w:val="SourceCode"/>
+      </w:pPr>
+      <w:r>
+        <w:t>section .note.GNU-stack noalloc noexec nowrite progbits</w:t>
+      </w:r>
+    </w:p>
+    <w:p>
+      <w:pPr>
         <w:keepNext/>
       </w:pPr>
     </w:p>
@@ -3874,7 +3909,13 @@
         <w:keepNext/>
       </w:pPr>
       <w:r>
-        <w:t>The Linux version runs on 64-bit Linux, including WSL on Windows. It calls stat, getcwd, and gmtime where Windows calls _stat64, _getcwd, and _gmtime64, reads its own record's offsets, passes the values in rdi, rsi, rdx, and rcx, finds the error stream through extern stderr, and sets eax to 0 before printf and fprintf. Calling stat directly needs the GNU C library (glibc) 2.33 or newer, as on Ubuntu 22.04 and later; ldd --version prints yours on its first line. On an older system, such as Ubuntu 20.04 with 2.31, the gcc step stops with undefined reference to stat. The simplest fix there is to ask the Linux kernel directly through the C library's syscall function: replace extern stat with extern syscall, and replace the two lines lea rsi, [details] and call stat with mov rsi, rdi, then lea rdx, [details], then mov edi, 4, then call syscall in both files. 4 is the kernel's number for stat, the record is the same, and syscall returns 0 or -1 as stat does. This was tested with glibc 2.43 in WSL, including a 5 GB file; syscall itself is in every glibc version.</w:t>
+        <w:t xml:space="preserve">The Linux version runs on 64-bit Linux, including WSL on Windows. It calls stat, getcwd, and gmtime where Windows calls _stat64, _getcwd, and _gmtime64, reads its own record's offsets, passes the values in rdi, rsi, rdx, and rcx, finds the error stream through extern stderr, and sets eax to 0 before printf and fprintf. Calling stat directly needs the GNU C library (glibc) 2.33 or newer, as on Ubuntu 22.04 and later; ldd --version prints yours on its first line. On an older system, such as Ubuntu 20.04 with </w:t>
+      </w:r>
+      <w:r>
+        <w:t xml:space="preserve">2.31, the gcc step stops with undefined reference to stat. The simplest fix there is to ask the Linux kernel directly through the C library's syscall function: replace extern stat with extern syscall, and replace the two lines lea rsi, [details] and call stat with mov rsi, rdi, then lea rdx, [details], then mov edi, 4, then call syscall in both files. 4 is the kernel's number for stat, the record is the same, and syscall returns 0 or -1 as stat does. This was tested with glibc 2.43 in WSL, including a 5 GB </w:t>
+      </w:r>
+      <w:r>
+        <w:t>file; syscall itself is in every glibc version.</w:t>
       </w:r>
     </w:p>
     <w:p>
@@ -6805,7 +6846,6 @@
     <w:p>
       <w:pPr>
         <w:pStyle w:val="SourceCode"/>
-        <w:keepNext/>
       </w:pPr>
       <w:r>
         <w:t xml:space="preserve">    pop r12</w:t>
@@ -6814,7 +6854,6 @@
     <w:p>
       <w:pPr>
         <w:pStyle w:val="SourceCode"/>
-        <w:keepNext/>
       </w:pPr>
       <w:r>
         <w:t xml:space="preserve">    pop rbx</w:t>
@@ -6823,9 +6862,33 @@
     <w:p>
       <w:pPr>
         <w:pStyle w:val="SourceCode"/>
+        <w:keepNext/>
       </w:pPr>
       <w:r>
         <w:t xml:space="preserve">    ret</w:t>
+      </w:r>
+    </w:p>
+    <w:p>
+      <w:pPr>
+        <w:pStyle w:val="SourceCode"/>
+        <w:keepNext/>
+      </w:pPr>
+    </w:p>
+    <w:p>
+      <w:pPr>
+        <w:pStyle w:val="SourceCode"/>
+        <w:keepNext/>
+      </w:pPr>
+      <w:r>
+        <w:t>; Remember, this marks the stack as not executable, as Linux linkers expect.</w:t>
+      </w:r>
+    </w:p>
+    <w:p>
+      <w:pPr>
+        <w:pStyle w:val="SourceCode"/>
+      </w:pPr>
+      <w:r>
+        <w:t>section .note.GNU-stack noalloc noexec nowrite progbits</w:t>
       </w:r>
     </w:p>
     <w:p>
@@ -7269,7 +7332,10 @@
     </w:p>
     <w:p>
       <w:r>
-        <w:t>Rust reads metadata with std::fs::metadata, which returns a Result holding a Metadata value. Its methods are the facts: len() (the size, a u64), is_dir(), and modified() (the modification time, a SystemTime). Metadata holds no name, so the program prints the name it was given; the absolute path is std::env::current_dir() joined with the name, as in Lesson 2.13a. Rust's standard library has no calendar, so the program formats the time with the counting functions of Lesson 2.12a: days_in_year, days_in_month, and format_utc, copied unchanged.</w:t>
+        <w:t xml:space="preserve">Rust reads metadata with std::fs::metadata, which returns a Result holding a Metadata value. Its methods are the facts: len() (the size, a u64), is_dir(), and modified() (the modification time, a SystemTime). Metadata holds no name, so the program prints the name it was given; the absolute path is std::env::current_dir() joined with the name, as in Lesson 2.13a. Rust's standard library has no calendar, so the program formats the time with the counting functions of Lesson 2.12a: days_in_year, days_in_month, </w:t>
+      </w:r>
+      <w:r>
+        <w:t>and format_utc, copied unchanged.</w:t>
       </w:r>
     </w:p>
     <w:p>
@@ -8037,7 +8103,7 @@
         <w:pStyle w:val="SourceCode"/>
       </w:pPr>
       <w:r>
-        <w:t xml:space="preserve">    // Remember, display() shows a path as text.</w:t>
+        <w:t xml:space="preserve">    // Remember, display() shows a path as text for the next {}.</w:t>
       </w:r>
     </w:p>
     <w:p>
@@ -8323,7 +8389,10 @@
     </w:p>
     <w:p>
       <w:r>
-        <w:t>The production-minded version prints the same lines. print_metadata checks with Path::new(path).exists() that the path exists and returns an Err with its own message when it does not; it reads every fact before it prints, and prints the Size line for a file only. It returns a Result&lt;(), String&gt;; a fact that cannot be read names the file and error.kind(), as in Lesson 3.2a. main checks it with if let Err(message) and, on a failure, prints one Error line and ends with std::process::exit(1), as in Lesson 2.11a.</w:t>
+        <w:t>The production-minded version prints the same lines. print_metadata checks with Path::new(path).exists() that the path exists and returns an Err with its own message when it does not; it reads every fact before it prints, and prints the Size line for a file only. It returns a Result&lt;(), String&gt;; a fact that cannot be read names the file and error.kind(), as in Lesson 3.2a. main checks it with if let Err(message) and, on a failure, prints one Error line and ends with std::process::exit(1), as in Lesson 2.11a</w:t>
+      </w:r>
+      <w:r>
+        <w:t>.</w:t>
       </w:r>
     </w:p>
     <w:p>
@@ -8734,7 +8803,7 @@
         <w:pStyle w:val="SourceCode"/>
       </w:pPr>
       <w:r>
-        <w:t>/// read; either way nothing is printed. It only reads metadata and never</w:t>
+        <w:t>/// read; on an Err nothing is printed. It only reads metadata and never</w:t>
       </w:r>
     </w:p>
     <w:p>
@@ -8795,15 +8864,15 @@
         <w:pStyle w:val="SourceCode"/>
       </w:pPr>
       <w:r>
-        <w:t xml:space="preserve">    // Remember, fs::metadata returns a Result holding the Metadata, and</w:t>
-      </w:r>
-    </w:p>
-    <w:p>
-      <w:pPr>
-        <w:pStyle w:val="SourceCode"/>
-      </w:pPr>
-      <w:r>
-        <w:t xml:space="preserve">    // match handles both before the value is used.</w:t>
+        <w:t xml:space="preserve">    // Remember, fs::metadata returns a Result: match gives details the Ok</w:t>
+      </w:r>
+    </w:p>
+    <w:p>
+      <w:pPr>
+        <w:pStyle w:val="SourceCode"/>
+      </w:pPr>
+      <w:r>
+        <w:t xml:space="preserve">    // value, and the Err arm's return leaves print_metadata at once.</w:t>
       </w:r>
     </w:p>
     <w:p>
@@ -9718,7 +9787,10 @@
     </w:p>
     <w:p>
       <w:r>
-        <w:t>Erlang reads metadata with file:read_file_info, which returns {ok, FileInfo}, where FileInfo is a file_info record, or {error, Reason}. The record is defined in file.hrl, which comes with Erlang, and its fields are the facts: size, type (the atom regular for a file, directory for a directory), and mtime (the modification time). With the option [{time, universal}], mtime is a UTC date and time tuple, as in Lesson 2.12a, so format_time pads its parts into the time pattern. filename:absname gives the absolute path, and filename:nativename (Lesson 2.13a) shows it with Windows' \.</w:t>
+        <w:t xml:space="preserve">Erlang reads metadata with file:read_file_info, which returns {ok, FileInfo}, where FileInfo is a file_info record, or {error, Reason}. The record is defined in file.hrl, which comes with Erlang, and its fields are the facts: size, type (the atom regular for a file, directory for a directory), and mtime (the modification time). With the option [{time, universal}], mtime is a UTC date and time tuple, as in Lesson 2.12a, so format_time pads its parts into the time pattern. filename:absname gives the absolute </w:t>
+      </w:r>
+      <w:r>
+        <w:t>path, and filename:nativename (Lesson 2.13a) shows it with Windows' \.</w:t>
       </w:r>
     </w:p>
     <w:p>
@@ -10503,7 +10575,10 @@
     </w:p>
     <w:p>
       <w:r>
-        <w:t>The production-minded version prints the same lines. print_metadata checks with filelib:is_file that the path exists and returns {error, Message} when it does not; otherwise it reads the record and hands it to print_details, which works out the path and the time before the first line and prints the Size line for a file only. print_metadata returns ok, or {error, Message}, with a failed read naming the file and the reason atom. main checks the result with case and, on a failure, prints one Error line and calls init:stop(1), as in Lesson 2.11a.</w:t>
+        <w:t>The production-minded version prints the same lines. print_metadata checks with filelib:is_file that the path exists and returns {error, Message} when it does not; otherwise it reads the record and hands it to print_details, which works out the path and the time before the first line and prints the Size line for a file only. print_metadata returns ok, or {error, Message}, with a failed read naming the file and the reason atom. main checks the result with case and, on a failure, prints one Error line and cal</w:t>
+      </w:r>
+      <w:r>
+        <w:t>ls init:stop(1), as in Lesson 2.11a.</w:t>
       </w:r>
     </w:p>
     <w:p>
@@ -10654,7 +10729,7 @@
         <w:pStyle w:val="SourceCode"/>
       </w:pPr>
       <w:r>
-        <w:t>%% read; either way nothing is printed. It only reads metadata and never</w:t>
+        <w:t>%% read; on an error nothing is printed. It only reads metadata and never</w:t>
       </w:r>
     </w:p>
     <w:p>
@@ -11543,7 +11618,10 @@
     </w:p>
     <w:p>
       <w:r>
-        <w:t>A contract on a real chain has no files at all. Foundry's vm.fsMetadata cheatcode works only while forge runs a script: it returns the metadata as an FsMetadata record, whose fields are the facts: isDir, length (the size, a uint256), and modified (the modification time, as seconds since 1970). It needs read access in foundry.toml's fs_permissions, here in the lesson folder only, as in Lesson 3.2a, and a relative path starts from the project root, the solidity folder, so the script reads ../inventory.txt, the same file as the other languages, and logs its name. The record holds no path, so the script builds the absolute path from vm.projectRoot(). Solidity has no calendar, so the script formats the time with the counting functions of Lesson 2.12a: daysInYear, daysInMonth, twoDigits, and formatUtc, copied unchanged.</w:t>
+        <w:t>A contract on a real chain has no files at all. Foundry's vm.fsMetadata cheatcode works only while forge runs a script: it returns the metadata as an FsMetadata record, whose fields are the facts: isDir, length (the size, a uint256), and modified (the modification time, as seconds since 1970). It needs read access in foundry.toml's fs_permissions, here in the lesson folder only, as in Lesson 3.2a, and a relative path starts from the project root, the solidity folder, so the script reads ../inventory.txt, th</w:t>
+      </w:r>
+      <w:r>
+        <w:t>e same file as the other languages, and logs its name. The record holds no path, so the script builds the absolute path from vm.projectRoot(). Solidity has no calendar, so the script formats the time with the counting functions of Lesson 2.12a: daysInYear, daysInMonth, twoDigits, and formatUtc, copied unchanged.</w:t>
       </w:r>
     </w:p>
     <w:p>
@@ -11942,15 +12020,15 @@
         <w:pStyle w:val="SourceCode"/>
       </w:pPr>
       <w:r>
-        <w:t xml:space="preserve">    /// Remember, formatUtc counts whole years, then months, off the</w:t>
-      </w:r>
-    </w:p>
-    <w:p>
-      <w:pPr>
-        <w:pStyle w:val="SourceCode"/>
-      </w:pPr>
-      <w:r>
-        <w:t xml:space="preserve">    /// seconds since 1970, and pads each part with 0s.</w:t>
+        <w:t xml:space="preserve">    /// Remember, formatUtc counts years, then months, off the seconds since</w:t>
+      </w:r>
+    </w:p>
+    <w:p>
+      <w:pPr>
+        <w:pStyle w:val="SourceCode"/>
+      </w:pPr>
+      <w:r>
+        <w:t xml:space="preserve">    /// 1970 (1 days and 1 minutes are counts of seconds) and pads with 0s.</w:t>
       </w:r>
     </w:p>
     <w:p>
@@ -13077,15 +13155,15 @@
         <w:pStyle w:val="SourceCode"/>
       </w:pPr>
       <w:r>
-        <w:t xml:space="preserve">    /// Remember, formatUtc counts whole years, then months, off the</w:t>
-      </w:r>
-    </w:p>
-    <w:p>
-      <w:pPr>
-        <w:pStyle w:val="SourceCode"/>
-      </w:pPr>
-      <w:r>
-        <w:t xml:space="preserve">    /// seconds since 1970, and pads each part with 0s.</w:t>
+        <w:t xml:space="preserve">    /// Remember, formatUtc counts years, then months, off the seconds since</w:t>
+      </w:r>
+    </w:p>
+    <w:p>
+      <w:pPr>
+        <w:pStyle w:val="SourceCode"/>
+      </w:pPr>
+      <w:r>
+        <w:t xml:space="preserve">    /// 1970 (1 days and 1 minutes are counts of seconds) and pads with 0s.</w:t>
       </w:r>
     </w:p>
     <w:p>
@@ -13892,7 +13970,10 @@
         <w:keepNext/>
       </w:pPr>
       <w:r>
-        <w:t>Now see what the existence check does. The other languages show it by running from the wrong folder, but a script's relative path starts from the project root, which --root sets, not from the folder you run forge from, so the script would still find the file. Instead, hide the file for one run, as in Lesson 3.2a: Rename-Item gives inventory.txt another name, inventory.old, the script runs, $LASTEXITCODE shows its exit code, the second Rename-Item gives the file its name back, and Get-Content shows it is unchanged.</w:t>
+        <w:t>Now see what the existence check does. The other languages show it by running from the wrong folder, but a script's relative path starts from the project root, which --root sets, not from the folder you run forge from, so the script would still find the file. Instead, hide the file for one run, as in Lesson 3.2a: Rename-Item gives inventory.txt another name, inventory.old, the script runs, $LASTEXITCODE shows its exit code, the second Rename-Item gives the file its name back, and Get-Content shows it is unc</w:t>
+      </w:r>
+      <w:r>
+        <w:t>hanged.</w:t>
       </w:r>
     </w:p>
     <w:p>
@@ -14123,7 +14204,10 @@
     </w:p>
     <w:p>
       <w:r>
-        <w:t>Both versions ask the system for the metadata of inventory.txt and log its name, absolute path, type, size, and modification time, without opening or changing the file. The Basic version does it all in run for one known file. The Production-Minded version puts the work in printMetadata, which takes any name in the lesson folder, checks that it exists, reads every fact before it logs, and shows the size only for a file, so the Exercise can reuse it for a directory. A failure shows one Error line and exit code 1.</w:t>
+        <w:t>Both versions ask the system for the metadata of inventory.txt and log its name, absolute path, type, size, and modification time, without opening or changing the file. The Basic version does it all in run for one known file. The Production-Minded version puts the work in printMetadata, which takes any name in the lesson folder, checks that it exists, reads every fact before it logs, and shows the size only for a file, so the Exercise can reuse it for a directory. A failure shows one Error line and exit cod</w:t>
+      </w:r>
+      <w:r>
+        <w:t>e 1.</w:t>
       </w:r>
     </w:p>
     <w:p>
@@ -14583,7 +14667,10 @@
     </w:p>
     <w:p>
       <w:r>
-        <w:t>As in Lesson 3.10, the Mini File Explorer, this chapter's first project, needs Metadata display: show the details of an entry in its sandbox. print_metadata (printMetadata in Solidity) is that piece: it takes any path, whether a file or a directory, refuses a missing one with a clear Error line, and prints its name, absolute path, type, size for a file, and modification time without touching the entry. The explorer will call it for a name picked from its listing (Lesson 2.13a). The Contact Manager, the chapter's capstone, must keep contacts across runs; the modification time of contacts.txt shows when they were last saved. Lesson 3.11a walks a directory and everything beneath it, which the explorer needs to list a whole sandbox.</w:t>
+        <w:t>As in Lesson 3.10, the Mini File Explorer, this chapter's first project, needs Metadata display: show the details of an entry in its sandbox. print_metadata (printMetadata in Solidity) is that piece: it takes any path, whether a file or a directory, refuses a missing one with a clear Error line, and prints its name, absolute path, type, size for a file, and modification time without touching the entry. The explorer will call it for a name picked from its listing (Lesson 2.13a). The Contact Manager, the chap</w:t>
+      </w:r>
+      <w:r>
+        <w:t>ter's capstone, must keep contacts across runs; the modification time of contacts.txt shows when they were last saved. Lesson 3.11a walks a directory and everything beneath it, which the explorer needs to list a whole sandbox.</w:t>
       </w:r>
     </w:p>
     <w:p>
@@ -15201,7 +15288,10 @@
     </w:p>
     <w:p>
       <w:r>
-        <w:t>Metadata is the data the system keeps about a file: its name, its path, its type, its size, and when its contents last changed. Each program asked for these facts about inventory.txt without opening it and printed them in five lines, with the path and the time checked against PowerShell's own view. Assembly read them at their offsets in the record _stat64 (stat) filled, choosing the version whose size field holds any file; Rust's fs::metadata and Erlang's file:read_file_info returned them as one value with named parts; Solidity's vm.fsMetadata read them only under forge, inside the folder fs_permissions allows. The Production-Minded function takes any path, checks that it exists, reads everything before printing, and shows the size only for a file, so the Mini File Explorer can show the details of whatever entry it lists. Lesson 3.11a walks a directory and everything beneath it.</w:t>
+        <w:t xml:space="preserve">Metadata is the data the system keeps about a file: its name, its path, its type, its size, and when its contents last changed. Each program asked for these facts about inventory.txt without opening it and printed them in five lines, with the path and the time checked against PowerShell's own view. Assembly read them at their offsets in the record _stat64 (stat) filled, choosing the version whose size field holds any file; Rust's fs::metadata and Erlang's file:read_file_info returned them as one value with </w:t>
+      </w:r>
+      <w:r>
+        <w:t>named parts; Solidity's vm.fsMetadata read them only under forge, inside the folder fs_permissions allows. The Production-Minded function takes any path, checks that it exists, reads everything before printing, and shows the size only for a file, so the Mini File Explorer can show the details of whatever entry it lists. Lesson 3.11a walks a directory and everything beneath it.</w:t>
       </w:r>
     </w:p>
     <w:sectPr>
@@ -15387,31 +15477,31 @@
       </w:rPr>
     </w:lvl>
   </w:abstractNum>
-  <w:num w:numId="1" w16cid:durableId="466051611">
+  <w:num w:numId="1" w16cid:durableId="1150288097">
     <w:abstractNumId w:val="8"/>
   </w:num>
-  <w:num w:numId="2" w16cid:durableId="1827671781">
+  <w:num w:numId="2" w16cid:durableId="1472939575">
     <w:abstractNumId w:val="6"/>
   </w:num>
-  <w:num w:numId="3" w16cid:durableId="1877086473">
+  <w:num w:numId="3" w16cid:durableId="109472566">
     <w:abstractNumId w:val="5"/>
   </w:num>
-  <w:num w:numId="4" w16cid:durableId="1354192035">
+  <w:num w:numId="4" w16cid:durableId="420569941">
     <w:abstractNumId w:val="4"/>
   </w:num>
-  <w:num w:numId="5" w16cid:durableId="404110165">
+  <w:num w:numId="5" w16cid:durableId="1572234657">
     <w:abstractNumId w:val="7"/>
   </w:num>
-  <w:num w:numId="6" w16cid:durableId="1482577963">
+  <w:num w:numId="6" w16cid:durableId="312686527">
     <w:abstractNumId w:val="3"/>
   </w:num>
-  <w:num w:numId="7" w16cid:durableId="1658342915">
+  <w:num w:numId="7" w16cid:durableId="1438408464">
     <w:abstractNumId w:val="2"/>
   </w:num>
-  <w:num w:numId="8" w16cid:durableId="1200048525">
+  <w:num w:numId="8" w16cid:durableId="621888218">
     <w:abstractNumId w:val="1"/>
   </w:num>
-  <w:num w:numId="9" w16cid:durableId="544684862">
+  <w:num w:numId="9" w16cid:durableId="846868140">
     <w:abstractNumId w:val="0"/>
   </w:num>
 </w:numbering>
